--- a/sundial/execution_A/Method_Statement_A.docx
+++ b/sundial/execution_A/Method_Statement_A.docx
@@ -9256,7 +9256,7 @@
                 <w:szCs w:val="20"/>
                 <w:rtl/>
               </w:rPr>
-              <w:t xml:space="preserve">رخام جلالة 40 مم مقصوص ومحفور (180 بلاطة)</w:t>
+              <w:t xml:space="preserve">رخام جلالة 40 مم مقصوص ومحفور (172 بلاطة)</w:t>
             </w:r>
           </w:p>
         </w:tc>
